--- a/Figma_et_bdd.docx
+++ b/Figma_et_bdd.docx
@@ -4,7 +4,7 @@
   <w:body>
     <w:p>
       <w:pPr>
-        <w:pStyle w:val="Titre"/>
+        <w:pStyle w:val="Title"/>
         <w:jc w:val="center"/>
       </w:pPr>
       <w:r>
@@ -17,7 +17,7 @@
     <w:p/>
     <w:p>
       <w:pPr>
-        <w:pStyle w:val="Titre1"/>
+        <w:pStyle w:val="Heading1"/>
       </w:pPr>
       <w:r>
         <w:t>Page Accueil</w:t>
@@ -25,6 +25,9 @@
     </w:p>
     <w:p>
       <w:r>
+        <w:rPr>
+          <w:noProof/>
+        </w:rPr>
         <w:drawing>
           <wp:inline distT="0" distB="0" distL="0" distR="0" wp14:anchorId="442B8A75" wp14:editId="3B00C127">
             <wp:extent cx="5486400" cy="3071495"/>
@@ -64,7 +67,7 @@
     </w:p>
     <w:p>
       <w:pPr>
-        <w:pStyle w:val="Titre1"/>
+        <w:pStyle w:val="Heading1"/>
       </w:pPr>
       <w:r>
         <w:t>Page Connexion</w:t>
@@ -72,6 +75,9 @@
     </w:p>
     <w:p>
       <w:r>
+        <w:rPr>
+          <w:noProof/>
+        </w:rPr>
         <w:drawing>
           <wp:inline distT="0" distB="0" distL="0" distR="0" wp14:anchorId="26EBCCE1" wp14:editId="3CB8B68D">
             <wp:extent cx="5486400" cy="3084830"/>
@@ -112,7 +118,7 @@
     <w:p/>
     <w:p>
       <w:pPr>
-        <w:pStyle w:val="Titre1"/>
+        <w:pStyle w:val="Heading1"/>
       </w:pPr>
       <w:r>
         <w:lastRenderedPageBreak/>
@@ -121,6 +127,9 @@
     </w:p>
     <w:p>
       <w:r>
+        <w:rPr>
+          <w:noProof/>
+        </w:rPr>
         <w:drawing>
           <wp:inline distT="0" distB="0" distL="0" distR="0" wp14:anchorId="4B060A87" wp14:editId="6460ACA1">
             <wp:extent cx="5486400" cy="3091815"/>
@@ -160,7 +169,7 @@
     </w:p>
     <w:p>
       <w:pPr>
-        <w:pStyle w:val="Titre1"/>
+        <w:pStyle w:val="Heading1"/>
       </w:pPr>
       <w:r>
         <w:t>Page Abonnement</w:t>
@@ -168,6 +177,9 @@
     </w:p>
     <w:p>
       <w:r>
+        <w:rPr>
+          <w:noProof/>
+        </w:rPr>
         <w:drawing>
           <wp:inline distT="0" distB="0" distL="0" distR="0" wp14:anchorId="09CFCE3C" wp14:editId="15D46FAD">
             <wp:extent cx="5486400" cy="3078480"/>
@@ -209,13 +221,16 @@
     <w:p/>
     <w:p>
       <w:pPr>
-        <w:pStyle w:val="Titre1"/>
+        <w:pStyle w:val="Heading1"/>
       </w:pPr>
       <w:r>
         <w:lastRenderedPageBreak/>
         <w:t>Page Swipe</w:t>
       </w:r>
       <w:r>
+        <w:rPr>
+          <w:noProof/>
+        </w:rPr>
         <w:drawing>
           <wp:inline distT="0" distB="0" distL="0" distR="0" wp14:anchorId="0B2FFA50" wp14:editId="72DA2AE4">
             <wp:extent cx="5486400" cy="3091180"/>
@@ -256,7 +271,7 @@
     <w:p/>
     <w:p>
       <w:pPr>
-        <w:pStyle w:val="Titre1"/>
+        <w:pStyle w:val="Heading1"/>
       </w:pPr>
       <w:r>
         <w:t>Base de données</w:t>
@@ -265,7 +280,7 @@
     <w:p/>
     <w:p>
       <w:pPr>
-        <w:pStyle w:val="Titre1"/>
+        <w:pStyle w:val="Heading1"/>
       </w:pPr>
       <w:r>
         <w:t>Modèle Logique</w:t>
@@ -274,10 +289,10 @@
     <w:p>
       <w:r>
         <w:drawing>
-          <wp:inline distT="0" distB="0" distL="0" distR="0" wp14:anchorId="2AAEF21A" wp14:editId="6B57B8E1">
-            <wp:extent cx="5486400" cy="2552065"/>
-            <wp:effectExtent l="0" t="0" r="0" b="635"/>
-            <wp:docPr id="804888390" name="Image 1"/>
+          <wp:inline distT="0" distB="0" distL="0" distR="0" wp14:anchorId="55F7BDDB" wp14:editId="51C6FB82">
+            <wp:extent cx="5486400" cy="2422525"/>
+            <wp:effectExtent l="0" t="0" r="0" b="0"/>
+            <wp:docPr id="1746719309" name="Picture 1" descr="A diagram of a computer&#10;&#10;Description automatically generated with medium confidence"/>
             <wp:cNvGraphicFramePr>
               <a:graphicFrameLocks xmlns:a="http://schemas.openxmlformats.org/drawingml/2006/main" noChangeAspect="1"/>
             </wp:cNvGraphicFramePr>
@@ -285,7 +300,7 @@
               <a:graphicData uri="http://schemas.openxmlformats.org/drawingml/2006/picture">
                 <pic:pic xmlns:pic="http://schemas.openxmlformats.org/drawingml/2006/picture">
                   <pic:nvPicPr>
-                    <pic:cNvPr id="804888390" name=""/>
+                    <pic:cNvPr id="1746719309" name="Picture 1" descr="A diagram of a computer&#10;&#10;Description automatically generated with medium confidence"/>
                     <pic:cNvPicPr/>
                   </pic:nvPicPr>
                   <pic:blipFill>
@@ -297,7 +312,7 @@
                   <pic:spPr>
                     <a:xfrm>
                       <a:off x="0" y="0"/>
-                      <a:ext cx="5486400" cy="2552065"/>
+                      <a:ext cx="5486400" cy="2422525"/>
                     </a:xfrm>
                     <a:prstGeom prst="rect">
                       <a:avLst/>
@@ -312,13 +327,16 @@
     </w:p>
     <w:p>
       <w:pPr>
-        <w:pStyle w:val="Titre1"/>
+        <w:pStyle w:val="Heading1"/>
       </w:pPr>
       <w:r>
         <w:lastRenderedPageBreak/>
         <w:t>Modèle Physique</w:t>
       </w:r>
       <w:r>
+        <w:rPr>
+          <w:noProof/>
+        </w:rPr>
         <w:drawing>
           <wp:inline distT="0" distB="0" distL="0" distR="0" wp14:anchorId="49C1C301" wp14:editId="2D8D0EDD">
             <wp:extent cx="5486400" cy="2696845"/>
@@ -767,11 +785,11 @@
     <w:name w:val="Normal"/>
     <w:qFormat/>
   </w:style>
-  <w:style w:type="paragraph" w:styleId="Titre1">
+  <w:style w:type="paragraph" w:styleId="Heading1">
     <w:name w:val="heading 1"/>
     <w:basedOn w:val="Normal"/>
     <w:next w:val="Normal"/>
-    <w:link w:val="Titre1Car"/>
+    <w:link w:val="Heading1Char"/>
     <w:uiPriority w:val="9"/>
     <w:qFormat/>
     <w:rsid w:val="00055797"/>
@@ -788,11 +806,11 @@
       <w:szCs w:val="32"/>
     </w:rPr>
   </w:style>
-  <w:style w:type="paragraph" w:styleId="Titre2">
+  <w:style w:type="paragraph" w:styleId="Heading2">
     <w:name w:val="heading 2"/>
     <w:basedOn w:val="Normal"/>
     <w:next w:val="Normal"/>
-    <w:link w:val="Titre2Car"/>
+    <w:link w:val="Heading2Char"/>
     <w:uiPriority w:val="9"/>
     <w:unhideWhenUsed/>
     <w:qFormat/>
@@ -810,13 +828,13 @@
       <w:szCs w:val="26"/>
     </w:rPr>
   </w:style>
-  <w:style w:type="character" w:default="1" w:styleId="Policepardfaut">
+  <w:style w:type="character" w:default="1" w:styleId="DefaultParagraphFont">
     <w:name w:val="Default Paragraph Font"/>
     <w:uiPriority w:val="1"/>
     <w:semiHidden/>
     <w:unhideWhenUsed/>
   </w:style>
-  <w:style w:type="table" w:default="1" w:styleId="TableauNormal">
+  <w:style w:type="table" w:default="1" w:styleId="TableNormal">
     <w:name w:val="Normal Table"/>
     <w:uiPriority w:val="99"/>
     <w:semiHidden/>
@@ -831,17 +849,17 @@
       </w:tblCellMar>
     </w:tblPr>
   </w:style>
-  <w:style w:type="numbering" w:default="1" w:styleId="Aucuneliste">
+  <w:style w:type="numbering" w:default="1" w:styleId="NoList">
     <w:name w:val="No List"/>
     <w:uiPriority w:val="99"/>
     <w:semiHidden/>
     <w:unhideWhenUsed/>
   </w:style>
-  <w:style w:type="paragraph" w:styleId="Titre">
+  <w:style w:type="paragraph" w:styleId="Title">
     <w:name w:val="Title"/>
     <w:basedOn w:val="Normal"/>
     <w:next w:val="Normal"/>
-    <w:link w:val="TitreCar"/>
+    <w:link w:val="TitleChar"/>
     <w:uiPriority w:val="10"/>
     <w:qFormat/>
     <w:rsid w:val="00055797"/>
@@ -857,10 +875,10 @@
       <w:szCs w:val="56"/>
     </w:rPr>
   </w:style>
-  <w:style w:type="character" w:customStyle="1" w:styleId="TitreCar">
-    <w:name w:val="Titre Car"/>
-    <w:basedOn w:val="Policepardfaut"/>
-    <w:link w:val="Titre"/>
+  <w:style w:type="character" w:customStyle="1" w:styleId="TitleChar">
+    <w:name w:val="Title Char"/>
+    <w:basedOn w:val="DefaultParagraphFont"/>
+    <w:link w:val="Title"/>
     <w:uiPriority w:val="10"/>
     <w:rsid w:val="00055797"/>
     <w:rPr>
@@ -871,10 +889,10 @@
       <w:szCs w:val="56"/>
     </w:rPr>
   </w:style>
-  <w:style w:type="character" w:customStyle="1" w:styleId="Titre1Car">
-    <w:name w:val="Titre 1 Car"/>
-    <w:basedOn w:val="Policepardfaut"/>
-    <w:link w:val="Titre1"/>
+  <w:style w:type="character" w:customStyle="1" w:styleId="Heading1Char">
+    <w:name w:val="Heading 1 Char"/>
+    <w:basedOn w:val="DefaultParagraphFont"/>
+    <w:link w:val="Heading1"/>
     <w:uiPriority w:val="9"/>
     <w:rsid w:val="00055797"/>
     <w:rPr>
@@ -884,10 +902,10 @@
       <w:szCs w:val="32"/>
     </w:rPr>
   </w:style>
-  <w:style w:type="character" w:customStyle="1" w:styleId="Titre2Car">
-    <w:name w:val="Titre 2 Car"/>
-    <w:basedOn w:val="Policepardfaut"/>
-    <w:link w:val="Titre2"/>
+  <w:style w:type="character" w:customStyle="1" w:styleId="Heading2Char">
+    <w:name w:val="Heading 2 Char"/>
+    <w:basedOn w:val="DefaultParagraphFont"/>
+    <w:link w:val="Heading2"/>
     <w:uiPriority w:val="9"/>
     <w:rsid w:val="00055797"/>
     <w:rPr>
